--- a/Quanta, Actually - SERIES/QED Course/chapters/Lesson 60 Decay Rates.docx
+++ b/Quanta, Actually - SERIES/QED Course/chapters/Lesson 60 Decay Rates.docx
@@ -17,7 +17,7 @@
         <w:jc w:val="center"/>
       </w:pPr>
       <w:r>
-        <w:t>Lesson 60 of the Complete Quantum Electrodynamics Course</w:t>
+        <w:t>Lesson 60 of Quantum, Actually, Volume 2: A QED Course</w:t>
       </w:r>
     </w:p>
     <w:p>
@@ -74,7 +74,43 @@
     </w:p>
     <w:p>
       <w:r>
-        <w:t>Lesson 51 wrote down the decay-rate formula dΓ=(1/2E_i)|ℳ|²(2π)⁴δ⁴(p_i−ΣP_f)dΠ beside the cross-section formula, promising it would need the same phase-space treatment eventually. That treatment is Lesson 59's, and this lesson shows how little needs to change to reuse it: a decaying particle at rest plays the role Lesson 59's colliding pair played together, and the same delta-function bookkeeping produces an equally compact result. The lesson closes with a fully worked, closed-form expression for the two-body decay momentum p_f, a genuinely useful formula for any later calculation involving a specific unstable particle. Expect four to six hours.</w:t>
+        <w:t>Lesson 51 wrote down the decay-rate formula dΓ=(1/2E</w:t>
+      </w:r>
+      <w:r>
+        <w:rPr>
+          <w:vertAlign w:val="subscript"/>
+        </w:rPr>
+        <w:t>i</w:t>
+      </w:r>
+      <w:r>
+        <w:t>)|ℳ|²(2π)⁴δ⁴(p</w:t>
+      </w:r>
+      <w:r>
+        <w:rPr>
+          <w:vertAlign w:val="subscript"/>
+        </w:rPr>
+        <w:t>i</w:t>
+      </w:r>
+      <w:r>
+        <w:t>−ΣP</w:t>
+      </w:r>
+      <w:r>
+        <w:rPr>
+          <w:vertAlign w:val="subscript"/>
+        </w:rPr>
+        <w:t>f</w:t>
+      </w:r>
+      <w:r>
+        <w:t>)dΠ beside the cross-section formula, promising it would need the same phase-space treatment eventually. That treatment is Lesson 59's, and this lesson shows how little needs to change to reuse it: a decaying particle at rest plays the role Lesson 59's colliding pair played together, and the same delta-function bookkeeping produces an equally compact result. The lesson closes with a fully worked, closed-form expression for the two-body decay momentum p</w:t>
+      </w:r>
+      <w:r>
+        <w:rPr>
+          <w:vertAlign w:val="subscript"/>
+        </w:rPr>
+        <w:t>f</w:t>
+      </w:r>
+      <w:r>
+        <w:t>, a genuinely useful formula for any later calculation involving a specific unstable particle. Expect four to six hours.</w:t>
       </w:r>
     </w:p>
     <w:p>
@@ -98,7 +134,16 @@
         <w:pStyle w:val="ListBullet"/>
       </w:pPr>
       <w:r>
-        <w:t>Reuse Lesson 59's delta-function reduction, adapted to a single initial particle, to derive dΓ/dΩ=p_f|ℳ|²/(32π²M²).</w:t>
+        <w:t>Reuse Lesson 59's delta-function reduction, adapted to a single initial particle, to derive dΓ/dΩ=p</w:t>
+      </w:r>
+      <w:r>
+        <w:rPr>
+          <w:vertAlign w:val="subscript"/>
+        </w:rPr>
+        <w:t>f</w:t>
+      </w:r>
+      <w:r>
+        <w:t>|ℳ|²/(32π²M²).</w:t>
       </w:r>
     </w:p>
     <w:p>
@@ -106,7 +151,16 @@
         <w:pStyle w:val="ListBullet"/>
       </w:pPr>
       <w:r>
-        <w:t>Integrate over solid angle for an isotropic matrix element to obtain Γ=p_f|ℳ|²/(8πM²).</w:t>
+        <w:t>Integrate over solid angle for an isotropic matrix element to obtain Γ=p</w:t>
+      </w:r>
+      <w:r>
+        <w:rPr>
+          <w:vertAlign w:val="subscript"/>
+        </w:rPr>
+        <w:t>f</w:t>
+      </w:r>
+      <w:r>
+        <w:t>|ℳ|²/(8πM²).</w:t>
       </w:r>
     </w:p>
     <w:p>
@@ -114,7 +168,16 @@
         <w:pStyle w:val="ListBullet"/>
       </w:pPr>
       <w:r>
-        <w:t>Derive the closed-form expression for p_f in terms of the parent mass M and the two daughter masses m₁, m₂.</w:t>
+        <w:t>Derive the closed-form expression for p</w:t>
+      </w:r>
+      <w:r>
+        <w:rPr>
+          <w:vertAlign w:val="subscript"/>
+        </w:rPr>
+        <w:t>f</w:t>
+      </w:r>
+      <w:r>
+        <w:t xml:space="preserve"> in terms of the parent mass M and the two daughter masses m₁, m₂.</w:t>
       </w:r>
     </w:p>
     <w:p>
@@ -130,7 +193,16 @@
         <w:pStyle w:val="ListBullet"/>
       </w:pPr>
       <w:r>
-        <w:t>Reproduce the full derivation, including the closed-form p_f, from memory.</w:t>
+        <w:t>Reproduce the full derivation, including the closed-form p</w:t>
+      </w:r>
+      <w:r>
+        <w:rPr>
+          <w:vertAlign w:val="subscript"/>
+        </w:rPr>
+        <w:t>f</w:t>
+      </w:r>
+      <w:r>
+        <w:t>, from memory.</w:t>
       </w:r>
     </w:p>
     <w:p>
@@ -288,7 +360,13 @@
           </w:tcPr>
           <w:p>
             <w:r>
-              <w:t>p_f</w:t>
+              <w:t>p</w:t>
+            </w:r>
+            <w:r>
+              <w:rPr>
+                <w:vertAlign w:val="subscript"/>
+              </w:rPr>
+              <w:t>f</w:t>
             </w:r>
           </w:p>
         </w:tc>
@@ -349,6 +427,85 @@
         </w:tc>
       </w:tr>
     </w:tbl>
+    <w:tbl>
+      <w:tblPr>
+        <w:tblW w:type="auto" w:w="0"/>
+        <w:jc w:val="center"/>
+        <w:tblLayout w:type="fixed"/>
+        <w:tblLook w:firstColumn="1" w:firstRow="1" w:lastColumn="0" w:lastRow="0" w:noHBand="0" w:noVBand="1" w:val="04A0"/>
+        <w:tblBorders>
+          <w:top w:val="single" w:sz="8" w:color="7FA7CF"/>
+          <w:left w:val="single" w:sz="8" w:color="7FA7CF"/>
+          <w:bottom w:val="single" w:sz="8" w:color="7FA7CF"/>
+          <w:right w:val="single" w:sz="8" w:color="7FA7CF"/>
+        </w:tblBorders>
+      </w:tblPr>
+      <w:tblGrid>
+        <w:gridCol w:w="9392"/>
+      </w:tblGrid>
+      <w:tr>
+        <w:tc>
+          <w:tcPr>
+            <w:tcW w:type="dxa" w:w="9392"/>
+            <w:shd w:fill="F3F7FB"/>
+            <w:tcMar>
+              <w:top w:w="140" w:type="dxa"/>
+              <w:start w:w="140" w:type="dxa"/>
+              <w:bottom w:w="140" w:type="dxa"/>
+              <w:end w:w="140" w:type="dxa"/>
+            </w:tcMar>
+          </w:tcPr>
+          <w:p>
+            <w:r>
+              <w:rPr>
+                <w:b/>
+                <w:color w:val="1F4E78"/>
+              </w:rPr>
+              <w:t>First pass: the result before the derivation</w:t>
+            </w:r>
+          </w:p>
+          <w:p>
+            <w:pPr>
+              <w:spacing w:after="60"/>
+            </w:pPr>
+            <w:r>
+              <w:t>A particle of mass M decaying to two bodies has dΓ/dΩ = p</w:t>
+            </w:r>
+            <w:r>
+              <w:rPr>
+                <w:vertAlign w:val="subscript"/>
+              </w:rPr>
+              <w:t>f</w:t>
+            </w:r>
+            <w:r>
+              <w:t>|ℳ|²/(32π²M²), with p</w:t>
+            </w:r>
+            <w:r>
+              <w:rPr>
+                <w:vertAlign w:val="subscript"/>
+              </w:rPr>
+              <w:t>f</w:t>
+            </w:r>
+            <w:r>
+              <w:t xml:space="preserve"> fixed by the masses.</w:t>
+            </w:r>
+          </w:p>
+          <w:p>
+            <w:pPr>
+              <w:spacing w:after="60"/>
+            </w:pPr>
+            <w:r>
+              <w:t>Decay rates are the one-particle version of cross sections; the same phase-space reduction applies.</w:t>
+            </w:r>
+          </w:p>
+        </w:tc>
+      </w:tr>
+    </w:tbl>
+    <w:p>
+      <w:pPr>
+        <w:spacing w:after="80"/>
+      </w:pPr>
+    </w:p>
     <w:p>
       <w:pPr>
         <w:pStyle w:val="Heading2"/>
@@ -635,7 +792,16 @@
     </w:p>
     <w:p>
       <w:r>
-        <w:t>for a particle of four-momentum p_i decaying into two products.</w:t>
+        <w:t>for a particle of four-momentum p</w:t>
+      </w:r>
+      <w:r>
+        <w:rPr>
+          <w:vertAlign w:val="subscript"/>
+        </w:rPr>
+        <w:t>i</w:t>
+      </w:r>
+      <w:r>
+        <w:t xml:space="preserve"> decaying into two products.</w:t>
       </w:r>
     </w:p>
     <w:p>
@@ -648,7 +814,79 @@
     </w:p>
     <w:p>
       <w:r>
-        <w:t>Choosing the frame where the parent sits still, p_i=(M,0,0,0), sets E_i=M and removes any three-momentum for the delta function to balance except what the two decay products supply between them; this is not a matter of convenience alone, it is the frame in which "the particle's lifetime" is usually defined and measured relative to, the very τ₀ of Lesson 51, Section 4.2's time-dilation result.</w:t>
+        <w:t>Choosing the frame where the parent sits still, p</w:t>
+      </w:r>
+      <w:r>
+        <w:rPr>
+          <w:vertAlign w:val="subscript"/>
+        </w:rPr>
+        <w:t>i</w:t>
+      </w:r>
+      <w:r>
+        <w:t>=(M,0,0,0), sets E</w:t>
+      </w:r>
+      <w:r>
+        <w:rPr>
+          <w:vertAlign w:val="subscript"/>
+        </w:rPr>
+        <w:t>i</w:t>
+      </w:r>
+      <w:r>
+        <w:t>=M and removes any three-momentum for the delta function to balance except what the two decay products supply between them; this is not a matter of convenience alone, it is the frame in which "the particle's lifetime" is usually defined and measured relative to, the very τ₀ of Lesson 51, Section 4.2's time-dilation result.</w:t>
+      </w:r>
+    </w:p>
+    <w:p>
+      <w:pPr>
+        <w:keepNext/>
+        <w:spacing w:before="160" w:after="40"/>
+        <w:jc w:val="center"/>
+      </w:pPr>
+      <w:r>
+        <w:drawing>
+          <wp:inline xmlns:a="http://schemas.openxmlformats.org/drawingml/2006/main" xmlns:pic="http://schemas.openxmlformats.org/drawingml/2006/picture">
+            <wp:extent cx="4206240" cy="1122293"/>
+            <wp:docPr id="1" name="Picture 1"/>
+            <wp:cNvGraphicFramePr>
+              <a:graphicFrameLocks noChangeAspect="1"/>
+            </wp:cNvGraphicFramePr>
+            <a:graphic>
+              <a:graphicData uri="http://schemas.openxmlformats.org/drawingml/2006/picture">
+                <pic:pic>
+                  <pic:nvPicPr>
+                    <pic:cNvPr id="0" name="L60_decay.png"/>
+                    <pic:cNvPicPr/>
+                  </pic:nvPicPr>
+                  <pic:blipFill>
+                    <a:blip r:embed="rId11"/>
+                    <a:stretch>
+                      <a:fillRect/>
+                    </a:stretch>
+                  </pic:blipFill>
+                  <pic:spPr>
+                    <a:xfrm>
+                      <a:off x="0" y="0"/>
+                      <a:ext cx="4206240" cy="1122293"/>
+                    </a:xfrm>
+                    <a:prstGeom prst="rect"/>
+                  </pic:spPr>
+                </pic:pic>
+              </a:graphicData>
+            </a:graphic>
+          </wp:inline>
+        </w:drawing>
+      </w:r>
+    </w:p>
+    <w:p>
+      <w:pPr>
+        <w:spacing w:after="200"/>
+        <w:jc w:val="center"/>
+      </w:pPr>
+      <w:r>
+        <w:rPr>
+          <w:i/>
+          <w:sz w:val="19"/>
+        </w:rPr>
+        <w:t>Figure 60.1. A two-body decay in the parent's rest frame: back-to-back daughters with equal and opposite momenta.</w:t>
       </w:r>
     </w:p>
     <w:p>
@@ -683,7 +921,16 @@
     </w:p>
     <w:p>
       <w:r>
-        <w:t>The three-momentum delta function eliminates the d³p₂ integral, setting p₂=−p₁ (using p_i's vanishing three-momentum), leaving</w:t>
+        <w:t>The three-momentum delta function eliminates the d³p₂ integral, setting p₂=−p₁ (using p</w:t>
+      </w:r>
+      <w:r>
+        <w:rPr>
+          <w:vertAlign w:val="subscript"/>
+        </w:rPr>
+        <w:t>i</w:t>
+      </w:r>
+      <w:r>
+        <w:t>'s vanishing three-momentum), leaving</w:t>
       </w:r>
     </w:p>
     <w:p>
@@ -874,7 +1121,16 @@
     </w:p>
     <w:p>
       <w:r>
-        <w:t>with E₂ a function of p≡|p₁| once p₂=−p₁ is substituted, exactly Lesson 59, Section 2.2's structure with M replacing √s and E_i's role folded into the single mass M.</w:t>
+        <w:t>with E₂ a function of p≡|p₁| once p₂=−p₁ is substituted, exactly Lesson 59, Section 2.2's structure with M replacing √s and E</w:t>
+      </w:r>
+      <w:r>
+        <w:rPr>
+          <w:vertAlign w:val="subscript"/>
+        </w:rPr>
+        <w:t>i</w:t>
+      </w:r>
+      <w:r>
+        <w:t>'s role folded into the single mass M.</w:t>
       </w:r>
     </w:p>
     <w:p>
@@ -887,7 +1143,25 @@
     </w:p>
     <w:p>
       <w:r>
-        <w:t>Writing f(p)=M−E₁(p)−E₂(p), the identical steps as Lesson 59, Section 3, give f′(p_f)=−p_f M/(E₁E₂) (using E₁+E₂=M at the root, in place of √s), so</w:t>
+        <w:t>Writing f(p)=M−E₁(p)−E₂(p), the identical steps as Lesson 59, Section 3, give f′(p</w:t>
+      </w:r>
+      <w:r>
+        <w:rPr>
+          <w:vertAlign w:val="subscript"/>
+        </w:rPr>
+        <w:t>f</w:t>
+      </w:r>
+      <w:r>
+        <w:t>)=−p</w:t>
+      </w:r>
+      <w:r>
+        <w:rPr>
+          <w:vertAlign w:val="subscript"/>
+        </w:rPr>
+        <w:t>f</w:t>
+      </w:r>
+      <w:r>
+        <w:t xml:space="preserve"> M/(E₁E₂) (using E₁+E₂=M at the root, in place of √s), so</w:t>
       </w:r>
     </w:p>
     <w:p>
@@ -1397,7 +1671,13 @@
         <w:pStyle w:val="Heading2"/>
       </w:pPr>
       <w:r>
-        <w:t>4 A closed form for p_f</w:t>
+        <w:t>4 A closed form for p</w:t>
+      </w:r>
+      <w:r>
+        <w:rPr>
+          <w:vertAlign w:val="subscript"/>
+        </w:rPr>
+        <w:t>f</w:t>
       </w:r>
     </w:p>
     <w:p>
@@ -1410,7 +1690,25 @@
     </w:p>
     <w:p>
       <w:r>
-        <w:t>From M=√(p_f²+m₁²)+√(p_f²+m₂²), isolating one square root and squaring (Exercise 9 carries out each step),</w:t>
+        <w:t>From M=√(p</w:t>
+      </w:r>
+      <w:r>
+        <w:rPr>
+          <w:vertAlign w:val="subscript"/>
+        </w:rPr>
+        <w:t>f</w:t>
+      </w:r>
+      <w:r>
+        <w:t>²+m₁²)+√(p</w:t>
+      </w:r>
+      <w:r>
+        <w:rPr>
+          <w:vertAlign w:val="subscript"/>
+        </w:rPr>
+        <w:t>f</w:t>
+      </w:r>
+      <w:r>
+        <w:t>²+m₂²), isolating one square root and squaring (Exercise 9 carries out each step),</w:t>
       </w:r>
     </w:p>
     <w:p>
@@ -1501,7 +1799,16 @@
     </w:p>
     <w:p>
       <w:r>
-        <w:t>and, using p_f²=E₁²−m₁²,</w:t>
+        <w:t>and, using p</w:t>
+      </w:r>
+      <w:r>
+        <w:rPr>
+          <w:vertAlign w:val="subscript"/>
+        </w:rPr>
+        <w:t>f</w:t>
+      </w:r>
+      <w:r>
+        <w:t>²=E₁²−m₁²,</w:t>
       </w:r>
     </w:p>
     <w:p>
@@ -1719,7 +2026,25 @@
     </w:p>
     <w:p>
       <w:r>
-        <w:t>Setting m₁=m₂=m (equal-mass decay products), the four factors become (M−2m)(M+2m)(M)(M)=M²(M²−4m²), giving p_f=√(M²−4m²)/2, matching the direct calculation E₁=E₂=M/2 and p_f²=(M/2)²−m²=(M²−4m²)/4 (Exercise 10).</w:t>
+        <w:t>Setting m₁=m₂=m (equal-mass decay products), the four factors become (M−2m)(M+2m)(M)(M)=M²(M²−4m²), giving p</w:t>
+      </w:r>
+      <w:r>
+        <w:rPr>
+          <w:vertAlign w:val="subscript"/>
+        </w:rPr>
+        <w:t>f</w:t>
+      </w:r>
+      <w:r>
+        <w:t>=√(M²−4m²)/2, matching the direct calculation E₁=E₂=M/2 and p</w:t>
+      </w:r>
+      <w:r>
+        <w:rPr>
+          <w:vertAlign w:val="subscript"/>
+        </w:rPr>
+        <w:t>f</w:t>
+      </w:r>
+      <w:r>
+        <w:t>²=(M/2)²−m²=(M²−4m²)/4 (Exercise 10).</w:t>
       </w:r>
     </w:p>
     <w:p>
@@ -1733,7 +2058,16 @@
     </w:p>
     <w:p>
       <w:r>
-        <w:t>State what Section 4.1's formula requires of M relative to m₁+m₂ for the decay to be kinematically possible at all. The factor (M−m₁−m₂) must be non-negative for p_f² to be non-negative (the other three factors are manifestly positive for any physical masses), so M≥m₁+m₂ is required, the direct two-body analogue of Lesson 58, Section 5.1's threshold condition, now for a decay rather than a production process.</w:t>
+        <w:t>State what Section 4.1's formula requires of M relative to m₁+m₂ for the decay to be kinematically possible at all. The factor (M−m₁−m₂) must be non-negative for p</w:t>
+      </w:r>
+      <w:r>
+        <w:rPr>
+          <w:vertAlign w:val="subscript"/>
+        </w:rPr>
+        <w:t>f</w:t>
+      </w:r>
+      <w:r>
+        <w:t>² to be non-negative (the other three factors are manifestly positive for any physical masses), so M≥m₁+m₂ is required, the direct two-body analogue of Lesson 58, Section 5.1's threshold condition, now for a decay rather than a production process.</w:t>
       </w:r>
     </w:p>
     <w:p>
@@ -1970,7 +2304,16 @@
           </w:tcPr>
           <w:p>
             <w:r>
-              <w:t>dΓ/dΩ=p_f|ℳ|²/(32π²M²)</w:t>
+              <w:t>dΓ/dΩ=p</w:t>
+            </w:r>
+            <w:r>
+              <w:rPr>
+                <w:vertAlign w:val="subscript"/>
+              </w:rPr>
+              <w:t>f</w:t>
+            </w:r>
+            <w:r>
+              <w:t>|ℳ|²/(32π²M²)</w:t>
             </w:r>
           </w:p>
         </w:tc>
@@ -2007,7 +2350,16 @@
           </w:tcPr>
           <w:p>
             <w:r>
-              <w:t>Γ=p_f|ℳ|²/(8πM²)</w:t>
+              <w:t>Γ=p</w:t>
+            </w:r>
+            <w:r>
+              <w:rPr>
+                <w:vertAlign w:val="subscript"/>
+              </w:rPr>
+              <w:t>f</w:t>
+            </w:r>
+            <w:r>
+              <w:t>|ℳ|²/(8πM²)</w:t>
             </w:r>
           </w:p>
         </w:tc>
@@ -2044,7 +2396,16 @@
           </w:tcPr>
           <w:p>
             <w:r>
-              <w:t>p_f in closed form</w:t>
+              <w:t>p</w:t>
+            </w:r>
+            <w:r>
+              <w:rPr>
+                <w:vertAlign w:val="subscript"/>
+              </w:rPr>
+              <w:t>f</w:t>
+            </w:r>
+            <w:r>
+              <w:t xml:space="preserve"> in closed form</w:t>
             </w:r>
           </w:p>
         </w:tc>
@@ -2138,7 +2499,25 @@
         </w:numPr>
       </w:pPr>
       <w:r>
-        <w:t>The result is dΓ/dΩ=p_f|ℳ|²/(32π²M²), integrating to Γ=p_f|ℳ|²/(8πM²) for an isotropic matrix element.</w:t>
+        <w:t>The result is dΓ/dΩ=p</w:t>
+      </w:r>
+      <w:r>
+        <w:rPr>
+          <w:vertAlign w:val="subscript"/>
+        </w:rPr>
+        <w:t>f</w:t>
+      </w:r>
+      <w:r>
+        <w:t>|ℳ|²/(32π²M²), integrating to Γ=p</w:t>
+      </w:r>
+      <w:r>
+        <w:rPr>
+          <w:vertAlign w:val="subscript"/>
+        </w:rPr>
+        <w:t>f</w:t>
+      </w:r>
+      <w:r>
+        <w:t>|ℳ|²/(8πM²) for an isotropic matrix element.</w:t>
       </w:r>
     </w:p>
     <w:p>
@@ -2150,7 +2529,16 @@
         </w:numPr>
       </w:pPr>
       <w:r>
-        <w:t>The two-body momentum p_f has a closed form, a fully factored expression in M, m₁, and m₂, requiring M≥m₁+m₂ for the decay to occur.</w:t>
+        <w:t>The two-body momentum p</w:t>
+      </w:r>
+      <w:r>
+        <w:rPr>
+          <w:vertAlign w:val="subscript"/>
+        </w:rPr>
+        <w:t>f</w:t>
+      </w:r>
+      <w:r>
+        <w:t xml:space="preserve"> has a closed form, a fully factored expression in M, m₁, and m₂, requiring M≥m₁+m₂ for the decay to occur.</w:t>
       </w:r>
     </w:p>
     <w:p>
@@ -2263,7 +2651,13 @@
           </w:tcPr>
           <w:p>
             <w:r>
-              <w:t>Write Lesson 51's decay formula and identify each factor's role, following the pattern of Lesson 51, Worked example 3.</w:t>
+              <w:rPr>
+                <w:b/>
+              </w:rPr>
+              <w:t>Extension.</w:t>
+            </w:r>
+            <w:r>
+              <w:t xml:space="preserve"> Write Lesson 51's decay formula and identify each factor's role, following the pattern of Lesson 51, Worked example 3.</w:t>
             </w:r>
           </w:p>
         </w:tc>
@@ -2301,7 +2695,22 @@
           </w:tcPr>
           <w:p>
             <w:r>
-              <w:t>Explain why setting p_i=(M,0,0,0) is possible for any massive particle, referring to the existence of a rest frame for any object with M&gt;0.</w:t>
+              <w:rPr>
+                <w:b/>
+              </w:rPr>
+              <w:t>Core.</w:t>
+            </w:r>
+            <w:r>
+              <w:t xml:space="preserve"> Explain why setting p</w:t>
+            </w:r>
+            <w:r>
+              <w:rPr>
+                <w:vertAlign w:val="subscript"/>
+              </w:rPr>
+              <w:t>i</w:t>
+            </w:r>
+            <w:r>
+              <w:t>=(M,0,0,0) is possible for any massive particle, referring to the existence of a rest frame for any object with M&gt;0.</w:t>
             </w:r>
           </w:p>
         </w:tc>
@@ -2337,7 +2746,13 @@
           </w:tcPr>
           <w:p>
             <w:r>
-              <w:t>Carry out the d³p₂ integral against the spatial delta function, showing p₂=−p₁ in this frame.</w:t>
+              <w:rPr>
+                <w:b/>
+              </w:rPr>
+              <w:t>Extension.</w:t>
+            </w:r>
+            <w:r>
+              <w:t xml:space="preserve"> Carry out the d³p₂ integral against the spatial delta function, showing p₂=−p₁ in this frame.</w:t>
             </w:r>
           </w:p>
         </w:tc>
@@ -2375,7 +2790,13 @@
           </w:tcPr>
           <w:p>
             <w:r>
-              <w:t>Write f(p)=M−E₁(p)−E₂(p) and compute f′(p), following Lesson 59, Exercise 6's method with the appropriate relabeling.</w:t>
+              <w:rPr>
+                <w:b/>
+              </w:rPr>
+              <w:t>Core.</w:t>
+            </w:r>
+            <w:r>
+              <w:t xml:space="preserve"> Write f(p)=M−E₁(p)−E₂(p) and compute f′(p), following Lesson 59, Exercise 6's method with the appropriate relabeling.</w:t>
             </w:r>
           </w:p>
         </w:tc>
@@ -2411,7 +2832,31 @@
           </w:tcPr>
           <w:p>
             <w:r>
-              <w:t>Evaluate f′(p) at the root p_f, using E₁+E₂=M there, and simplify to −p_fM/(E₁E₂).</w:t>
+              <w:rPr>
+                <w:b/>
+              </w:rPr>
+              <w:t>Core.</w:t>
+            </w:r>
+            <w:r>
+              <w:t xml:space="preserve"> Evaluate f′(p) at the root p</w:t>
+            </w:r>
+            <w:r>
+              <w:rPr>
+                <w:vertAlign w:val="subscript"/>
+              </w:rPr>
+              <w:t>f</w:t>
+            </w:r>
+            <w:r>
+              <w:t>, using E₁+E₂=M there, and simplify to −p</w:t>
+            </w:r>
+            <w:r>
+              <w:rPr>
+                <w:vertAlign w:val="subscript"/>
+              </w:rPr>
+              <w:t>f</w:t>
+            </w:r>
+            <w:r>
+              <w:t>M/(E₁E₂).</w:t>
             </w:r>
           </w:p>
         </w:tc>
@@ -2449,7 +2894,22 @@
           </w:tcPr>
           <w:p>
             <w:r>
-              <w:t>Combine Exercises 3–5 to derive ∫p²dp δ(f(p))=p_fE₁E₂/M.</w:t>
+              <w:rPr>
+                <w:b/>
+              </w:rPr>
+              <w:t>Extension.</w:t>
+            </w:r>
+            <w:r>
+              <w:t xml:space="preserve"> Combine Exercises 3–5 to derive ∫p²dp δ(f(p))=p</w:t>
+            </w:r>
+            <w:r>
+              <w:rPr>
+                <w:vertAlign w:val="subscript"/>
+              </w:rPr>
+              <w:t>f</w:t>
+            </w:r>
+            <w:r>
+              <w:t>E₁E₂/M.</w:t>
             </w:r>
           </w:p>
         </w:tc>
@@ -2485,7 +2945,13 @@
           </w:tcPr>
           <w:p>
             <w:r>
-              <w:t>Assemble Section 3.1's formula from Exercise 6 and the remaining factors of Section 2.1, tracking every numerical constant as in Lesson 59, Exercise 12.</w:t>
+              <w:rPr>
+                <w:b/>
+              </w:rPr>
+              <w:t>Extension.</w:t>
+            </w:r>
+            <w:r>
+              <w:t xml:space="preserve"> Assemble Section 3.1's formula from Exercise 6 and the remaining factors of Section 2.1, tracking every numerical constant as in Lesson 59, Exercise 12.</w:t>
             </w:r>
           </w:p>
         </w:tc>
@@ -2523,7 +2989,22 @@
           </w:tcPr>
           <w:p>
             <w:r>
-              <w:t>Integrate Section 3.1's formula over the full solid angle, assuming |ℳ|² constant, and derive Γ=p_f|ℳ|²/(8πM²).</w:t>
+              <w:rPr>
+                <w:b/>
+              </w:rPr>
+              <w:t>Core.</w:t>
+            </w:r>
+            <w:r>
+              <w:t xml:space="preserve"> Integrate Section 3.1's formula over the full solid angle, assuming |ℳ|² constant, and derive Γ=p</w:t>
+            </w:r>
+            <w:r>
+              <w:rPr>
+                <w:vertAlign w:val="subscript"/>
+              </w:rPr>
+              <w:t>f</w:t>
+            </w:r>
+            <w:r>
+              <w:t>|ℳ|²/(8πM²).</w:t>
             </w:r>
           </w:p>
         </w:tc>
@@ -2559,7 +3040,13 @@
           </w:tcPr>
           <w:p>
             <w:r>
-              <w:t>Solve M=√(p²+m₁²)+√(p²+m₂²) for E₁=√(p²+m₁²) by isolating one square root and squaring once, showing every step.</w:t>
+              <w:rPr>
+                <w:b/>
+              </w:rPr>
+              <w:t>Core.</w:t>
+            </w:r>
+            <w:r>
+              <w:t xml:space="preserve"> Solve M=√(p²+m₁²)+√(p²+m₂²) for E₁=√(p²+m₁²) by isolating one square root and squaring once, showing every step.</w:t>
             </w:r>
           </w:p>
         </w:tc>
@@ -2597,7 +3084,31 @@
           </w:tcPr>
           <w:p>
             <w:r>
-              <w:t>Verify Section 4.2's equal-mass check, p_f=√(M²−4m²)/2, by a second, independent route: computing E₁=M/2 directly from symmetry and then p_f²=E₁²−m².</w:t>
+              <w:rPr>
+                <w:b/>
+              </w:rPr>
+              <w:t>Core.</w:t>
+            </w:r>
+            <w:r>
+              <w:t xml:space="preserve"> Verify Section 4.2's equal-mass check, p</w:t>
+            </w:r>
+            <w:r>
+              <w:rPr>
+                <w:vertAlign w:val="subscript"/>
+              </w:rPr>
+              <w:t>f</w:t>
+            </w:r>
+            <w:r>
+              <w:t>=√(M²−4m²)/2, by a second, independent route: computing E₁=M/2 directly from symmetry and then p</w:t>
+            </w:r>
+            <w:r>
+              <w:rPr>
+                <w:vertAlign w:val="subscript"/>
+              </w:rPr>
+              <w:t>f</w:t>
+            </w:r>
+            <w:r>
+              <w:t>²=E₁²−m².</w:t>
             </w:r>
           </w:p>
         </w:tc>
@@ -2633,7 +3144,13 @@
           </w:tcPr>
           <w:p>
             <w:r>
-              <w:t>Factor (M²+m₁²−m₂²)²−4M²m₁² into the four-term product of Section 4.1, following the difference-of-squares method twice in succession.</w:t>
+              <w:rPr>
+                <w:b/>
+              </w:rPr>
+              <w:t>Extension.</w:t>
+            </w:r>
+            <w:r>
+              <w:t xml:space="preserve"> Factor (M²+m₁²−m₂²)²−4M²m₁² into the four-term product of Section 4.1, following the difference-of-squares method twice in succession.</w:t>
             </w:r>
           </w:p>
         </w:tc>
@@ -2671,7 +3188,13 @@
           </w:tcPr>
           <w:p>
             <w:r>
-              <w:t>State the threshold condition on M implied by Section 4.1's formula, and compare it with Lesson 58, Section 5.1's threshold for pair production.</w:t>
+              <w:rPr>
+                <w:b/>
+              </w:rPr>
+              <w:t>Core.</w:t>
+            </w:r>
+            <w:r>
+              <w:t xml:space="preserve"> State the threshold condition on M implied by Section 4.1's formula, and compare it with Lesson 58, Section 5.1's threshold for pair production.</w:t>
             </w:r>
           </w:p>
         </w:tc>
@@ -2707,7 +3230,13 @@
           </w:tcPr>
           <w:p>
             <w:r>
-              <w:t>Explain, in your own words, why integrating over the full solid angle double-counts a final state with two identical decay products, but not one with two distinguishable products.</w:t>
+              <w:rPr>
+                <w:b/>
+              </w:rPr>
+              <w:t>Extension.</w:t>
+            </w:r>
+            <w:r>
+              <w:t xml:space="preserve"> Explain, in your own words, why integrating over the full solid angle double-counts a final state with two identical decay products, but not one with two distinguishable products.</w:t>
             </w:r>
           </w:p>
         </w:tc>
@@ -2745,7 +3274,22 @@
           </w:tcPr>
           <w:p>
             <w:r>
-              <w:t>Using Section 5's formula, restate Γ for identical decay products in terms of the same p_f and |ℳ|² used throughout this lesson.</w:t>
+              <w:rPr>
+                <w:b/>
+              </w:rPr>
+              <w:t>Core.</w:t>
+            </w:r>
+            <w:r>
+              <w:t xml:space="preserve"> Using Section 5's formula, restate Γ for identical decay products in terms of the same p</w:t>
+            </w:r>
+            <w:r>
+              <w:rPr>
+                <w:vertAlign w:val="subscript"/>
+              </w:rPr>
+              <w:t>f</w:t>
+            </w:r>
+            <w:r>
+              <w:t xml:space="preserve"> and |ℳ|² used throughout this lesson.</w:t>
             </w:r>
           </w:p>
         </w:tc>
@@ -2781,7 +3325,22 @@
           </w:tcPr>
           <w:p>
             <w:r>
-              <w:t>Explain why the closed-form p_f of Section 4.1 was not needed anywhere in Lesson 59's cross-section derivation.</w:t>
+              <w:rPr>
+                <w:b/>
+              </w:rPr>
+              <w:t>Extension.</w:t>
+            </w:r>
+            <w:r>
+              <w:t xml:space="preserve"> Explain why the closed-form p</w:t>
+            </w:r>
+            <w:r>
+              <w:rPr>
+                <w:vertAlign w:val="subscript"/>
+              </w:rPr>
+              <w:t>f</w:t>
+            </w:r>
+            <w:r>
+              <w:t xml:space="preserve"> of Section 4.1 was not needed anywhere in Lesson 59's cross-section derivation.</w:t>
             </w:r>
           </w:p>
         </w:tc>
@@ -2819,7 +3378,13 @@
           </w:tcPr>
           <w:p>
             <w:r>
-              <w:t>Challenge: for a three-body decay (one parent, three decay products), state which parts of this lesson's method (the rest-frame choice, the momentum delta function, the single-variable radial integral) would carry over unchanged and which would need to be replaced, referring to Lesson 59, Exercise 16's parallel discussion for the three-body scattering case.</w:t>
+              <w:rPr>
+                <w:b/>
+              </w:rPr>
+              <w:t>Challenge.</w:t>
+            </w:r>
+            <w:r>
+              <w:t xml:space="preserve"> For a three-body decay (one parent, three decay products), state which parts of this lesson's method (the rest-frame choice, the momentum delta function, the single-variable radial integral) would carry over unchanged and which would need to be replaced, referring to Lesson 59, Exercise 16's parallel discussion for the three-body scattering case.</w:t>
             </w:r>
           </w:p>
         </w:tc>
@@ -2836,6 +3401,14 @@
     <w:p>
       <w:r>
         <w:rPr>
+          <w:i/>
+        </w:rPr>
+        <w:t>Attempt each exercise before reading its solution. If you are stuck, read only the first sentence of the solution, then try again.</w:t>
+      </w:r>
+    </w:p>
+    <w:p>
+      <w:r>
+        <w:rPr>
           <w:b/>
         </w:rPr>
         <w:t>1.</w:t>
@@ -2844,7 +3417,43 @@
         <w:t xml:space="preserve"> </w:t>
       </w:r>
       <w:r>
-        <w:t>dΓ=(1/2E_i)|ℳ|²(2π)⁴δ⁴(p_i−ΣP_f)dΠ: |ℳ|² supplies the process-specific physics; 1/(2E_i) is the single-particle analogue of a cross section's flux factor, from the parent's own relativistic normalization; the delta function enforces energy-momentum conservation; dΠ sums over the allowed final-state configurations.</w:t>
+        <w:t>dΓ=(1/2E</w:t>
+      </w:r>
+      <w:r>
+        <w:rPr>
+          <w:vertAlign w:val="subscript"/>
+        </w:rPr>
+        <w:t>i</w:t>
+      </w:r>
+      <w:r>
+        <w:t>)|ℳ|²(2π)⁴δ⁴(p</w:t>
+      </w:r>
+      <w:r>
+        <w:rPr>
+          <w:vertAlign w:val="subscript"/>
+        </w:rPr>
+        <w:t>i</w:t>
+      </w:r>
+      <w:r>
+        <w:t>−ΣP</w:t>
+      </w:r>
+      <w:r>
+        <w:rPr>
+          <w:vertAlign w:val="subscript"/>
+        </w:rPr>
+        <w:t>f</w:t>
+      </w:r>
+      <w:r>
+        <w:t>)dΠ: |ℳ|² supplies the process-specific physics; 1/(2E</w:t>
+      </w:r>
+      <w:r>
+        <w:rPr>
+          <w:vertAlign w:val="subscript"/>
+        </w:rPr>
+        <w:t>i</w:t>
+      </w:r>
+      <w:r>
+        <w:t>) is the single-particle analogue of a cross section's flux factor, from the parent's own relativistic normalization; the delta function enforces energy-momentum conservation; dΠ sums over the allowed final-state configurations.</w:t>
       </w:r>
     </w:p>
     <w:p>
@@ -2872,7 +3481,52 @@
         <w:t xml:space="preserve"> </w:t>
       </w:r>
       <w:r>
-        <w:t>∫d³p₂/(2π)³(2π)³δ³(p_i−p₁−p₂)f(p₂)=f(p_i−p₁); using p_i=(M,0,0,0), the three-vector part of p_i is zero, so the spatial component of p_i−p₁ is −p₁, giving p₂=−p₁ in this frame.</w:t>
+        <w:t>∫d³p₂/(2π)³(2π)³δ³(p</w:t>
+      </w:r>
+      <w:r>
+        <w:rPr>
+          <w:vertAlign w:val="subscript"/>
+        </w:rPr>
+        <w:t>i</w:t>
+      </w:r>
+      <w:r>
+        <w:t>−p₁−p₂)f(p₂)=f(p</w:t>
+      </w:r>
+      <w:r>
+        <w:rPr>
+          <w:vertAlign w:val="subscript"/>
+        </w:rPr>
+        <w:t>i</w:t>
+      </w:r>
+      <w:r>
+        <w:t>−p₁); using p</w:t>
+      </w:r>
+      <w:r>
+        <w:rPr>
+          <w:vertAlign w:val="subscript"/>
+        </w:rPr>
+        <w:t>i</w:t>
+      </w:r>
+      <w:r>
+        <w:t>=(M,0,0,0), the three-vector part of p</w:t>
+      </w:r>
+      <w:r>
+        <w:rPr>
+          <w:vertAlign w:val="subscript"/>
+        </w:rPr>
+        <w:t>i</w:t>
+      </w:r>
+      <w:r>
+        <w:t xml:space="preserve"> is zero, so the spatial component of p</w:t>
+      </w:r>
+      <w:r>
+        <w:rPr>
+          <w:vertAlign w:val="subscript"/>
+        </w:rPr>
+        <w:t>i</w:t>
+      </w:r>
+      <w:r>
+        <w:t>−p₁ is −p₁, giving p₂=−p₁ in this frame.</w:t>
       </w:r>
     </w:p>
     <w:p>
@@ -2886,7 +3540,25 @@
         <w:t xml:space="preserve"> </w:t>
       </w:r>
       <w:r>
-        <w:t>f(p)=M−(p²+m₁²)^(1/2)−(p²+m₂²)^(1/2); differentiating each term as in Lesson 59, Exercise 6, f′(p)=−p/E₁−p/E₂.</w:t>
+        <w:t>f(p)=M−(p²+m₁²)</w:t>
+      </w:r>
+      <w:r>
+        <w:rPr>
+          <w:vertAlign w:val="superscript"/>
+        </w:rPr>
+        <w:t>1/2</w:t>
+      </w:r>
+      <w:r>
+        <w:t>−(p²+m₂²)</w:t>
+      </w:r>
+      <w:r>
+        <w:rPr>
+          <w:vertAlign w:val="superscript"/>
+        </w:rPr>
+        <w:t>1/2</w:t>
+      </w:r>
+      <w:r>
+        <w:t>; differentiating each term as in Lesson 59, Exercise 6, f′(p)=−p/E₁−p/E₂.</w:t>
       </w:r>
     </w:p>
     <w:p>
@@ -2900,7 +3572,52 @@
         <w:t xml:space="preserve"> </w:t>
       </w:r>
       <w:r>
-        <w:t>f′(p_f)=−p_f(1/E₁+1/E₂)=−p_f(E₁+E₂)/(E₁E₂); substituting E₁+E₂=M (energy conservation at the physical root) gives f′(p_f)=−p_fM/(E₁E₂).</w:t>
+        <w:t>f′(p</w:t>
+      </w:r>
+      <w:r>
+        <w:rPr>
+          <w:vertAlign w:val="subscript"/>
+        </w:rPr>
+        <w:t>f</w:t>
+      </w:r>
+      <w:r>
+        <w:t>)=−p</w:t>
+      </w:r>
+      <w:r>
+        <w:rPr>
+          <w:vertAlign w:val="subscript"/>
+        </w:rPr>
+        <w:t>f</w:t>
+      </w:r>
+      <w:r>
+        <w:t>(1/E₁+1/E₂)=−p</w:t>
+      </w:r>
+      <w:r>
+        <w:rPr>
+          <w:vertAlign w:val="subscript"/>
+        </w:rPr>
+        <w:t>f</w:t>
+      </w:r>
+      <w:r>
+        <w:t>(E₁+E₂)/(E₁E₂); substituting E₁+E₂=M (energy conservation at the physical root) gives f′(p</w:t>
+      </w:r>
+      <w:r>
+        <w:rPr>
+          <w:vertAlign w:val="subscript"/>
+        </w:rPr>
+        <w:t>f</w:t>
+      </w:r>
+      <w:r>
+        <w:t>)=−p</w:t>
+      </w:r>
+      <w:r>
+        <w:rPr>
+          <w:vertAlign w:val="subscript"/>
+        </w:rPr>
+        <w:t>f</w:t>
+      </w:r>
+      <w:r>
+        <w:t>M/(E₁E₂).</w:t>
       </w:r>
     </w:p>
     <w:p>
@@ -2914,7 +3631,70 @@
         <w:t xml:space="preserve"> </w:t>
       </w:r>
       <w:r>
-        <w:t>∫p²dpδ(f(p))=p_f²/|f′(p_f)|=p_f²/(p_fM/(E₁E₂))=p_f²(E₁E₂)/(p_fM)=p_fE₁E₂/M, following the identical method as Lesson 59, Exercise 8.</w:t>
+        <w:t>∫p²dpδ(f(p))=p</w:t>
+      </w:r>
+      <w:r>
+        <w:rPr>
+          <w:vertAlign w:val="subscript"/>
+        </w:rPr>
+        <w:t>f</w:t>
+      </w:r>
+      <w:r>
+        <w:t>²/|f′(p</w:t>
+      </w:r>
+      <w:r>
+        <w:rPr>
+          <w:vertAlign w:val="subscript"/>
+        </w:rPr>
+        <w:t>f</w:t>
+      </w:r>
+      <w:r>
+        <w:t>)|=p</w:t>
+      </w:r>
+      <w:r>
+        <w:rPr>
+          <w:vertAlign w:val="subscript"/>
+        </w:rPr>
+        <w:t>f</w:t>
+      </w:r>
+      <w:r>
+        <w:t>²/(p</w:t>
+      </w:r>
+      <w:r>
+        <w:rPr>
+          <w:vertAlign w:val="subscript"/>
+        </w:rPr>
+        <w:t>f</w:t>
+      </w:r>
+      <w:r>
+        <w:t>M/(E₁E₂))=p</w:t>
+      </w:r>
+      <w:r>
+        <w:rPr>
+          <w:vertAlign w:val="subscript"/>
+        </w:rPr>
+        <w:t>f</w:t>
+      </w:r>
+      <w:r>
+        <w:t>²(E₁E₂)/(p</w:t>
+      </w:r>
+      <w:r>
+        <w:rPr>
+          <w:vertAlign w:val="subscript"/>
+        </w:rPr>
+        <w:t>f</w:t>
+      </w:r>
+      <w:r>
+        <w:t>M)=p</w:t>
+      </w:r>
+      <w:r>
+        <w:rPr>
+          <w:vertAlign w:val="subscript"/>
+        </w:rPr>
+        <w:t>f</w:t>
+      </w:r>
+      <w:r>
+        <w:t>E₁E₂/M, following the identical method as Lesson 59, Exercise 8.</w:t>
       </w:r>
     </w:p>
     <w:p>
@@ -2928,7 +3708,34 @@
         <w:t xml:space="preserve"> </w:t>
       </w:r>
       <w:r>
-        <w:t>dΓ=(1/(2M))|ℳ|²(1/(2π)²)(p_fE₁E₂/M)(1/(4E₁E₂))dΩ; the E₁E₂ factors cancel between the radial-integral result and the phase-space measure, leaving dΓ/dΩ=|ℳ|²p_f/(2M·4π²·4M)=p_f|ℳ|²/(32π²M²), using 2×4π²×4=32π².</w:t>
+        <w:t>dΓ=(1/(2M))|ℳ|²(1/(2π)²)(p</w:t>
+      </w:r>
+      <w:r>
+        <w:rPr>
+          <w:vertAlign w:val="subscript"/>
+        </w:rPr>
+        <w:t>f</w:t>
+      </w:r>
+      <w:r>
+        <w:t>E₁E₂/M)(1/(4E₁E₂))dΩ; the E₁E₂ factors cancel between the radial-integral result and the phase-space measure, leaving dΓ/dΩ=|ℳ|²p</w:t>
+      </w:r>
+      <w:r>
+        <w:rPr>
+          <w:vertAlign w:val="subscript"/>
+        </w:rPr>
+        <w:t>f</w:t>
+      </w:r>
+      <w:r>
+        <w:t>/(2M·4π²·4M)=p</w:t>
+      </w:r>
+      <w:r>
+        <w:rPr>
+          <w:vertAlign w:val="subscript"/>
+        </w:rPr>
+        <w:t>f</w:t>
+      </w:r>
+      <w:r>
+        <w:t>|ℳ|²/(32π²M²), using 2×4π²×4=32π².</w:t>
       </w:r>
     </w:p>
     <w:p>
@@ -2942,7 +3749,34 @@
         <w:t xml:space="preserve"> </w:t>
       </w:r>
       <w:r>
-        <w:t>∫dΩ=4π (the full solid angle); with |ℳ|² constant, Γ=∫dΩ dΓ/dΩ=4π×p_f|ℳ|²/(32π²M²)=p_f|ℳ|²(4π)/(32π²M²)=p_f|ℳ|²/(8πM²), using 32/4=8.</w:t>
+        <w:t>∫dΩ=4π (the full solid angle); with |ℳ|² constant, Γ=∫dΩ dΓ/dΩ=4π×p</w:t>
+      </w:r>
+      <w:r>
+        <w:rPr>
+          <w:vertAlign w:val="subscript"/>
+        </w:rPr>
+        <w:t>f</w:t>
+      </w:r>
+      <w:r>
+        <w:t>|ℳ|²/(32π²M²)=p</w:t>
+      </w:r>
+      <w:r>
+        <w:rPr>
+          <w:vertAlign w:val="subscript"/>
+        </w:rPr>
+        <w:t>f</w:t>
+      </w:r>
+      <w:r>
+        <w:t>|ℳ|²(4π)/(32π²M²)=p</w:t>
+      </w:r>
+      <w:r>
+        <w:rPr>
+          <w:vertAlign w:val="subscript"/>
+        </w:rPr>
+        <w:t>f</w:t>
+      </w:r>
+      <w:r>
+        <w:t>|ℳ|²/(8πM²), using 32/4=8.</w:t>
       </w:r>
     </w:p>
     <w:p>
@@ -2970,7 +3804,25 @@
         <w:t xml:space="preserve"> </w:t>
       </w:r>
       <w:r>
-        <w:t>By symmetry, when m₁=m₂=m, each decay product carries exactly half the total energy, E₁=E₂=M/2 (since the two products, having equal mass and equal momentum magnitude, must also share the available energy equally). Then p_f²=E₁²−m²=(M/2)²−m²=(M²−4m²)/4, so p_f=√(M²−4m²)/2, reproducing Section 4.2's result.</w:t>
+        <w:t>By symmetry, when m₁=m₂=m, each decay product carries exactly half the total energy, E₁=E₂=M/2 (since the two products, having equal mass and equal momentum magnitude, must also share the available energy equally). Then p</w:t>
+      </w:r>
+      <w:r>
+        <w:rPr>
+          <w:vertAlign w:val="subscript"/>
+        </w:rPr>
+        <w:t>f</w:t>
+      </w:r>
+      <w:r>
+        <w:t>²=E₁²−m²=(M/2)²−m²=(M²−4m²)/4, so p</w:t>
+      </w:r>
+      <w:r>
+        <w:rPr>
+          <w:vertAlign w:val="subscript"/>
+        </w:rPr>
+        <w:t>f</w:t>
+      </w:r>
+      <w:r>
+        <w:t>=√(M²−4m²)/2, reproducing Section 4.2's result.</w:t>
       </w:r>
     </w:p>
     <w:p>
@@ -2998,7 +3850,16 @@
         <w:t xml:space="preserve"> </w:t>
       </w:r>
       <w:r>
-        <w:t>M≥m₁+m₂ is required for p_f² to stay non-negative (Worked example 4); Lesson 58, Section 5.1, required s≥4m² for pair production with two equal-mass products, the identical condition once s is identified with M² and both product masses set equal to m.</w:t>
+        <w:t>M≥m₁+m₂ is required for p</w:t>
+      </w:r>
+      <w:r>
+        <w:rPr>
+          <w:vertAlign w:val="subscript"/>
+        </w:rPr>
+        <w:t>f</w:t>
+      </w:r>
+      <w:r>
+        <w:t>² to stay non-negative (Worked example 4); Lesson 58, Section 5.1, required s≥4m² for pair production with two equal-mass products, the identical condition once s is identified with M² and both product masses set equal to m.</w:t>
       </w:r>
     </w:p>
     <w:p>
@@ -3026,7 +3887,25 @@
         <w:t xml:space="preserve"> </w:t>
       </w:r>
       <w:r>
-        <w:t>Γ=(1/2)p_f|ℳ|²/(8πM²)=p_f|ℳ|²/(16πM²) for identical decay products, exactly Section 5's stated result written with the factors combined.</w:t>
+        <w:t>Γ=(1/2)p</w:t>
+      </w:r>
+      <w:r>
+        <w:rPr>
+          <w:vertAlign w:val="subscript"/>
+        </w:rPr>
+        <w:t>f</w:t>
+      </w:r>
+      <w:r>
+        <w:t>|ℳ|²/(8πM²)=p</w:t>
+      </w:r>
+      <w:r>
+        <w:rPr>
+          <w:vertAlign w:val="subscript"/>
+        </w:rPr>
+        <w:t>f</w:t>
+      </w:r>
+      <w:r>
+        <w:t>|ℳ|²/(16πM²) for identical decay products, exactly Section 5's stated result written with the factors combined.</w:t>
       </w:r>
     </w:p>
     <w:p>
@@ -3040,7 +3919,25 @@
         <w:t xml:space="preserve"> </w:t>
       </w:r>
       <w:r>
-        <w:t>Lesson 59's derivation left p_f (there called by the same symbol, denoting the outgoing momentum magnitude in a scattering process) as an implicit root of an energy-balance equation throughout, needed only symbolically to state the final formula; no step of that derivation required solving for its numerical value in closed form, since a cross section is typically reported as a function of the scattering angle at fixed s, not evaluated for one specific numerical p_f.</w:t>
+        <w:t>Lesson 59's derivation left p</w:t>
+      </w:r>
+      <w:r>
+        <w:rPr>
+          <w:vertAlign w:val="subscript"/>
+        </w:rPr>
+        <w:t>f</w:t>
+      </w:r>
+      <w:r>
+        <w:t xml:space="preserve"> (there called by the same symbol, denoting the outgoing momentum magnitude in a scattering process) as an implicit root of an energy-balance equation throughout, needed only symbolically to state the final formula; no step of that derivation required solving for its numerical value in closed form, since a cross section is typically reported as a function of the scattering angle at fixed s, not evaluated for one specific numerical p</w:t>
+      </w:r>
+      <w:r>
+        <w:rPr>
+          <w:vertAlign w:val="subscript"/>
+        </w:rPr>
+        <w:t>f</w:t>
+      </w:r>
+      <w:r>
+        <w:t>.</w:t>
       </w:r>
     </w:p>
     <w:p>
@@ -3054,7 +3951,16 @@
         <w:t xml:space="preserve"> </w:t>
       </w:r>
       <w:r>
-        <w:t>The rest-frame choice would carry over unchanged, since any decaying particle still has a well-defined rest frame regardless of how many products it decays into. The momentum delta function would still remove three of the newly-nine spatial degrees of freedom (three particles' worth), following the identical logic as Lesson 59, Exercise 16, for the analogous three-body final state in scattering. The single-variable radial integral of Section 2.2, however, would not survive unchanged: with three independent final-state momenta remaining after using the delta function, no single remaining constraint fixes a unique radial variable, and the phase-space integral becomes a genuine multi-dimensional integral (parametrized, in the standard treatment of three-body decays, by two independent energy or invariant-mass variables) rather than reducing to a solid-angle integral over a fixed p_f.</w:t>
+        <w:t>The rest-frame choice would carry over unchanged, since any decaying particle still has a well-defined rest frame regardless of how many products it decays into. The momentum delta function would still remove three of the newly-nine spatial degrees of freedom (three particles' worth), following the identical logic as Lesson 59, Exercise 16, for the analogous three-body final state in scattering. The single-variable radial integral of Section 2.2, however, would not survive unchanged: with three independent final-state momenta remaining after using the delta function, no single remaining constraint fixes a unique radial variable, and the phase-space integral becomes a genuine multi-dimensional integral (parametrized, in the standard treatment of three-body decays, by two independent energy or invariant-mass variables) rather than reducing to a solid-angle integral over a fixed p</w:t>
+      </w:r>
+      <w:r>
+        <w:rPr>
+          <w:vertAlign w:val="subscript"/>
+        </w:rPr>
+        <w:t>f</w:t>
+      </w:r>
+      <w:r>
+        <w:t>.</w:t>
       </w:r>
     </w:p>
     <w:p>
@@ -3062,47 +3968,12 @@
         <w:pStyle w:val="Heading2"/>
       </w:pPr>
       <w:r>
-        <w:t>Mastery checklist</w:t>
+        <w:t>Mastery check</w:t>
       </w:r>
     </w:p>
     <w:p>
-      <w:pPr>
-        <w:pStyle w:val="ListBullet"/>
-      </w:pPr>
       <w:r>
-        <w:t>I can specialize Lesson 51's decay formula to the parent's rest frame and explain why that frame is the natural choice.</w:t>
-      </w:r>
-    </w:p>
-    <w:p>
-      <w:pPr>
-        <w:pStyle w:val="ListBullet"/>
-      </w:pPr>
-      <w:r>
-        <w:t>I can reuse Lesson 59's delta-function reduction to derive dΓ/dΩ=p_f|ℳ|²/(32π²M²).</w:t>
-      </w:r>
-    </w:p>
-    <w:p>
-      <w:pPr>
-        <w:pStyle w:val="ListBullet"/>
-      </w:pPr>
-      <w:r>
-        <w:t>I can integrate this over solid angle to obtain Γ=p_f|ℳ|²/(8πM²) for an isotropic matrix element.</w:t>
-      </w:r>
-    </w:p>
-    <w:p>
-      <w:pPr>
-        <w:pStyle w:val="ListBullet"/>
-      </w:pPr>
-      <w:r>
-        <w:t>I can derive the closed-form expression for p_f and state the threshold condition M≥m₁+m₂.</w:t>
-      </w:r>
-    </w:p>
-    <w:p>
-      <w:pPr>
-        <w:pStyle w:val="ListBullet"/>
-      </w:pPr>
-      <w:r>
-        <w:t>I can state and justify the symmetry factor needed for identical decay products.</w:t>
+        <w:t>Before moving on, do the Core exercises without looking at the solutions and state this lesson's main result from memory. If both go smoothly, continue; if not, reread the sections the missed exercises cite.</w:t>
       </w:r>
     </w:p>
     <w:p>
@@ -3154,7 +4025,7 @@
         <w:color w:val="5A5A5A"/>
         <w:sz w:val="16"/>
       </w:rPr>
-      <w:t>QED Course   Lesson 60</w:t>
+      <w:t>A QED Course   Lesson 60</w:t>
     </w:r>
   </w:p>
 </w:hdr>
